--- a/templates/review-docs/tbs-integrated.docx
+++ b/templates/review-docs/tbs-integrated.docx
@@ -49,6 +49,7 @@
       </w:tblGrid>
       <w:tr>
         <w:trPr>
+          <w:tblHeader/>
           <w:cantSplit/>
         </w:trPr>
         <w:tc>
@@ -203,9 +204,7 @@
         </w:tc>
       </w:tr>
       <w:tr>
-        <w:trPr>
-          <w:cantSplit/>
-        </w:trPr>
+        <w:trPr/>
         <w:tc>
           <w:tcPr>
             <w:tcW w:w="900" w:type="dxa"/>
@@ -214,6 +213,8 @@
           </w:tcPr>
           <w:p>
             <w:pPr>
+              <w:keepNext w:val="0"/>
+              <w:keepLines w:val="0"/>
               <w:jc w:val="center"/>
               <w:spacing w:after="0"/>
             </w:pPr>
@@ -236,6 +237,8 @@
           </w:tcPr>
           <w:p>
             <w:pPr>
+              <w:keepNext w:val="0"/>
+              <w:keepLines w:val="0"/>
               <w:jc w:val="center"/>
               <w:spacing w:after="0"/>
             </w:pPr>
@@ -258,6 +261,8 @@
           </w:tcPr>
           <w:p>
             <w:pPr>
+              <w:keepNext w:val="0"/>
+              <w:keepLines w:val="0"/>
               <w:jc w:val="center"/>
               <w:spacing w:after="0"/>
             </w:pPr>
@@ -280,6 +285,8 @@
           </w:tcPr>
           <w:p>
             <w:pPr>
+              <w:keepNext w:val="0"/>
+              <w:keepLines w:val="0"/>
               <w:jc w:val="center"/>
               <w:spacing w:after="0"/>
             </w:pPr>
@@ -302,6 +309,8 @@
           </w:tcPr>
           <w:p>
             <w:pPr>
+              <w:keepNext w:val="0"/>
+              <w:keepLines w:val="0"/>
               <w:jc w:val="center"/>
               <w:spacing w:after="0"/>
             </w:pPr>
@@ -324,6 +333,8 @@
           </w:tcPr>
           <w:p>
             <w:pPr>
+              <w:keepNext w:val="0"/>
+              <w:keepLines w:val="0"/>
               <w:jc w:val="center"/>
               <w:spacing w:after="0"/>
             </w:pPr>
